--- a/PayHold_Standalone_Spec_V1.docx
+++ b/PayHold_Standalone_Spec_V1.docx
@@ -939,6 +939,18 @@
     </w:p>
     <w:p>
       <w:pPr>
+        <w:pStyle w:val="ListParagraph"/>
+        <w:numPr>
+          <w:ilvl w:val="0"/>
+          <w:numId w:val="2"/>
+        </w:numPr>
+      </w:pPr>
+      <w:r>
+        <w:t xml:space="preserve">AI never moves money: model output is advisory only, runs on a read-only role, and is executed only by a human approval or a deterministic rule (section 12).</w:t>
+      </w:r>
+    </w:p>
+    <w:p>
+      <w:pPr>
         <w:pStyle w:val="Heading1"/>
         <w:spacing w:after="150" w:before="300"/>
       </w:pPr>
@@ -1047,6 +1059,18 @@
     </w:p>
     <w:p>
       <w:pPr>
+        <w:pStyle w:val="ListParagraph"/>
+        <w:numPr>
+          <w:ilvl w:val="0"/>
+          <w:numId w:val="2"/>
+        </w:numPr>
+      </w:pPr>
+      <w:r>
+        <w:t xml:space="preserve">AI settings: ai_enabled (default true), ai_monthly_budget_usd, and per-feature toggles ai_dispute_assistant / ai_risk_narrator. In-flight deals keep the settings they were created with, AI included.</w:t>
+      </w:r>
+    </w:p>
+    <w:p>
+      <w:pPr>
         <w:pStyle w:val="Heading1"/>
         <w:spacing w:after="150" w:before="300"/>
       </w:pPr>
@@ -1326,11 +1350,401 @@
     </w:p>
     <w:p>
       <w:pPr>
+        <w:pStyle w:val="Heading2"/>
+        <w:spacing w:after="120" w:before="240"/>
+      </w:pPr>
+      <w:r>
+        <w:t xml:space="preserve">11.9 Add or change an AI assistant</w:t>
+      </w:r>
+    </w:p>
+    <w:p>
+      <w:pPr>
+        <w:pStyle w:val="ListParagraph"/>
+        <w:numPr>
+          <w:ilvl w:val="0"/>
+          <w:numId w:val="2"/>
+        </w:numPr>
+      </w:pPr>
+      <w:r>
+        <w:t xml:space="preserve">Bump ai_suggestions.prompt_version; run the new prompt in shadow mode (suggestions logged, not shown) for a week; compare its suggestions against the humans’ actual decisions; then enable per tenant with ai_enabled. Model upgrades follow the same drill.</w:t>
+      </w:r>
+    </w:p>
+    <w:p>
+      <w:pPr>
         <w:pStyle w:val="Heading1"/>
         <w:spacing w:after="150" w:before="300"/>
       </w:pPr>
       <w:r>
-        <w:t xml:space="preserve">12. Instructions for Claude Code</w:t>
+        <w:t xml:space="preserve">12. PayHold Intelligence (the AI layer)</w:t>
+      </w:r>
+    </w:p>
+    <w:p>
+      <w:r>
+        <w:t xml:space="preserve">PayHold ships with an AI layer from day one. It rents a pre-trained model’s reasoning (Claude via the Anthropic API, model claude-opus-5) and points it at PayHold’s own data — no training data of our own is needed to start. Section 12.4 covers the models we can only train later, once real transactions have accumulated.</w:t>
+      </w:r>
+    </w:p>
+    <w:p>
+      <w:pPr>
+        <w:pStyle w:val="Heading2"/>
+        <w:spacing w:after="120" w:before="240"/>
+      </w:pPr>
+      <w:r>
+        <w:t xml:space="preserve">12.1 Golden rule — AI advises, it never moves money</w:t>
+      </w:r>
+    </w:p>
+    <w:p>
+      <w:pPr>
+        <w:pStyle w:val="ListParagraph"/>
+        <w:numPr>
+          <w:ilvl w:val="0"/>
+          <w:numId w:val="2"/>
+        </w:numPr>
+      </w:pPr>
+      <w:r>
+        <w:t xml:space="preserve">No AI output may release, refund, capture, dispatch a payout, or change a deal’s status. Release stays with the both-confirm rule and the auto_release_at timer (section 6.4). Refunds and payouts stay with deterministic rules plus human approval.</w:t>
+      </w:r>
+    </w:p>
+    <w:p>
+      <w:pPr>
+        <w:pStyle w:val="ListParagraph"/>
+        <w:numPr>
+          <w:ilvl w:val="0"/>
+          <w:numId w:val="2"/>
+        </w:numPr>
+      </w:pPr>
+      <w:r>
+        <w:t xml:space="preserve">Every AI output is a suggestion attached to a deal or dispute, shown in the dashboard with an explicit approve / reject by a human. The approval — not the generation — is the event that writes to the ledger.</w:t>
+      </w:r>
+    </w:p>
+    <w:p>
+      <w:pPr>
+        <w:pStyle w:val="ListParagraph"/>
+        <w:numPr>
+          <w:ilvl w:val="0"/>
+          <w:numId w:val="2"/>
+        </w:numPr>
+      </w:pPr>
+      <w:r>
+        <w:t xml:space="preserve">AI runs read-only against the database: a scoped read role, never the service role. No AI code path may call release_deal, confirm_deal, refund_deal or settle_payout.</w:t>
+      </w:r>
+    </w:p>
+    <w:p>
+      <w:pPr>
+        <w:pStyle w:val="ListParagraph"/>
+        <w:numPr>
+          <w:ilvl w:val="0"/>
+          <w:numId w:val="2"/>
+        </w:numPr>
+      </w:pPr>
+      <w:r>
+        <w:t xml:space="preserve">Non-critical by construction. If the Anthropic API is slow, down, or returns nonsense, every money path still works. No release, refund or payout ever waits on an AI call.</w:t>
+      </w:r>
+    </w:p>
+    <w:p>
+      <w:pPr>
+        <w:pStyle w:val="ListParagraph"/>
+        <w:numPr>
+          <w:ilvl w:val="0"/>
+          <w:numId w:val="2"/>
+        </w:numPr>
+      </w:pPr>
+      <w:r>
+        <w:t xml:space="preserve">Every request and response is written to ai_suggestions and audit_log: model id, prompt version, input hash, latency, cost, and the human decision that followed.</w:t>
+      </w:r>
+    </w:p>
+    <w:p>
+      <w:pPr>
+        <w:pStyle w:val="ListParagraph"/>
+        <w:numPr>
+          <w:ilvl w:val="0"/>
+          <w:numId w:val="2"/>
+        </w:numPr>
+      </w:pPr>
+      <w:r>
+        <w:t xml:space="preserve">Prompts contain only that tenant’s own data. One tenant’s deals, disputes or documents are never context for another tenant’s request.</w:t>
+      </w:r>
+    </w:p>
+    <w:p>
+      <w:pPr>
+        <w:pStyle w:val="ListParagraph"/>
+        <w:numPr>
+          <w:ilvl w:val="0"/>
+          <w:numId w:val="2"/>
+        </w:numPr>
+      </w:pPr>
+      <w:r>
+        <w:t xml:space="preserve">The language rule applies to model output too: prompts forbid the regulated term, and anything shown to users says "payment hold" or "buyer protection".</w:t>
+      </w:r>
+    </w:p>
+    <w:p>
+      <w:pPr>
+        <w:pStyle w:val="Heading2"/>
+        <w:spacing w:after="120" w:before="240"/>
+      </w:pPr>
+      <w:r>
+        <w:t xml:space="preserve">12.2 Buildable from day one (no training data needed)</w:t>
+      </w:r>
+    </w:p>
+    <w:p>
+      <w:pPr>
+        <w:pStyle w:val="ListParagraph"/>
+        <w:numPr>
+          <w:ilvl w:val="0"/>
+          <w:numId w:val="2"/>
+        </w:numPr>
+      </w:pPr>
+      <w:r>
+        <w:t xml:space="preserve">LLM-powered dispute assistant — when buyer and seller disagree, the model reads both sides’ statements, the photo descriptions, and the full deal history (timestamps, confirmations, ledger entries) and drafts a suggested resolution — refund, release, or split — with reasons and the events it cited. An admin approves it; the approval is what executes. Useful immediately, with zero transaction history.</w:t>
+      </w:r>
+    </w:p>
+    <w:p>
+      <w:pPr>
+        <w:pStyle w:val="ListParagraph"/>
+        <w:numPr>
+          <w:ilvl w:val="0"/>
+          <w:numId w:val="2"/>
+        </w:numPr>
+      </w:pPr>
+      <w:r>
+        <w:t xml:space="preserve">AI risk narrator — before a large payout is approved or a deal is flagged, the model summarises everything known about the counterparties in a few lines ("new seller, 3 deals, one prior dispute, payout destination changed yesterday") so the human decision is faster and sharper. Advisory narrative and score only — never an automatic block.</w:t>
+      </w:r>
+    </w:p>
+    <w:p>
+      <w:pPr>
+        <w:pStyle w:val="ListParagraph"/>
+        <w:numPr>
+          <w:ilvl w:val="0"/>
+          <w:numId w:val="2"/>
+        </w:numPr>
+      </w:pPr>
+      <w:r>
+        <w:t xml:space="preserve">Support assistant in the dashboard — answers tenant questions from PayHold’s own docs (this spec, the operations guide, that tenant’s settings). Retrieval over documents only; no write tools are bound to it.</w:t>
+      </w:r>
+    </w:p>
+    <w:p>
+      <w:pPr>
+        <w:pStyle w:val="Heading2"/>
+        <w:spacing w:after="120" w:before="240"/>
+      </w:pPr>
+      <w:r>
+        <w:t xml:space="preserve">12.3 Data logging — building the future training set</w:t>
+      </w:r>
+    </w:p>
+    <w:p>
+      <w:pPr>
+        <w:pStyle w:val="ListParagraph"/>
+        <w:numPr>
+          <w:ilvl w:val="0"/>
+          <w:numId w:val="2"/>
+        </w:numPr>
+      </w:pPr>
+      <w:r>
+        <w:t xml:space="preserve">Start logging outcomes from the first live deal. The models in 12.4 need labels that only exist if we captured them at the time; there is no way to backfill them later.</w:t>
+      </w:r>
+    </w:p>
+    <w:p>
+      <w:pPr>
+        <w:pStyle w:val="ListParagraph"/>
+        <w:numPr>
+          <w:ilvl w:val="0"/>
+          <w:numId w:val="2"/>
+        </w:numPr>
+      </w:pPr>
+      <w:r>
+        <w:t xml:space="preserve">deal_outcomes records every terminal result per deal — released clean, refunded, disputed and how it resolved, chargeback, damage claim, payout failure — with a reason code and free text.</w:t>
+      </w:r>
+    </w:p>
+    <w:p>
+      <w:pPr>
+        <w:pStyle w:val="ListParagraph"/>
+        <w:numPr>
+          <w:ilvl w:val="0"/>
+          <w:numId w:val="2"/>
+        </w:numPr>
+      </w:pPr>
+      <w:r>
+        <w:t xml:space="preserve">risk_signals records the features that were true at decision time (seller age, deal count, destination changed recently, amount vs. tenant average) so a future model trains on what was actually known then, not on hindsight.</w:t>
+      </w:r>
+    </w:p>
+    <w:p>
+      <w:pPr>
+        <w:pStyle w:val="ListParagraph"/>
+        <w:numPr>
+          <w:ilvl w:val="0"/>
+          <w:numId w:val="2"/>
+        </w:numPr>
+      </w:pPr>
+      <w:r>
+        <w:t xml:space="preserve">Never log raw card numbers or full MoMo numbers into these tables — tokens and masked destinations only, same rule as section 6. A tenant’s data is used to train models for that tenant only, unless they agree otherwise in writing.</w:t>
+      </w:r>
+    </w:p>
+    <w:p>
+      <w:r>
+        <w:t xml:space="preserve">Schema additions (extends section 5):</w:t>
+      </w:r>
+    </w:p>
+    <w:p>
+      <w:pPr>
+        <w:spacing w:after="60"/>
+      </w:pPr>
+      <w:r>
+        <w:rPr>
+          <w:rFonts w:ascii="Courier New" w:cs="Courier New" w:eastAsia="Courier New" w:hAnsi="Courier New"/>
+          <w:sz w:val="18"/>
+          <w:szCs w:val="18"/>
+        </w:rPr>
+        <w:t xml:space="preserve">ai_suggestions(id, tenant_id, deal_id, kind, model, prompt_version, input_hash,</w:t>
+      </w:r>
+    </w:p>
+    <w:p>
+      <w:pPr>
+        <w:spacing w:after="60"/>
+      </w:pPr>
+      <w:r>
+        <w:rPr>
+          <w:rFonts w:ascii="Courier New" w:cs="Courier New" w:eastAsia="Courier New" w:hAnsi="Courier New"/>
+          <w:sz w:val="18"/>
+          <w:szCs w:val="18"/>
+        </w:rPr>
+        <w:t xml:space="preserve">  output jsonb, cost_usd, created_at, decided_by, decision, decided_at)</w:t>
+      </w:r>
+    </w:p>
+    <w:p>
+      <w:pPr>
+        <w:spacing w:after="60"/>
+      </w:pPr>
+      <w:r>
+        <w:rPr>
+          <w:rFonts w:ascii="Courier New" w:cs="Courier New" w:eastAsia="Courier New" w:hAnsi="Courier New"/>
+          <w:sz w:val="18"/>
+          <w:szCs w:val="18"/>
+        </w:rPr>
+        <w:t xml:space="preserve">deal_outcomes(id, tenant_id, deal_id, outcome, reason_code, notes,</w:t>
+      </w:r>
+    </w:p>
+    <w:p>
+      <w:pPr>
+        <w:spacing w:after="60"/>
+      </w:pPr>
+      <w:r>
+        <w:rPr>
+          <w:rFonts w:ascii="Courier New" w:cs="Courier New" w:eastAsia="Courier New" w:hAnsi="Courier New"/>
+          <w:sz w:val="18"/>
+          <w:szCs w:val="18"/>
+        </w:rPr>
+        <w:t xml:space="preserve">  amount_disputed, resolved_at, created_at)</w:t>
+      </w:r>
+    </w:p>
+    <w:p>
+      <w:pPr>
+        <w:spacing w:after="60"/>
+      </w:pPr>
+      <w:r>
+        <w:rPr>
+          <w:rFonts w:ascii="Courier New" w:cs="Courier New" w:eastAsia="Courier New" w:hAnsi="Courier New"/>
+          <w:sz w:val="18"/>
+          <w:szCs w:val="18"/>
+        </w:rPr>
+        <w:t xml:space="preserve">risk_signals(id, tenant_id, deal_id, seller_id, signal, value jsonb, created_at)</w:t>
+      </w:r>
+    </w:p>
+    <w:p>
+      <w:pPr>
+        <w:pStyle w:val="Heading2"/>
+        <w:spacing w:after="120" w:before="240"/>
+      </w:pPr>
+      <w:r>
+        <w:t xml:space="preserve">12.4 Buildable after ~6–12 months of real transactions</w:t>
+      </w:r>
+    </w:p>
+    <w:p>
+      <w:pPr>
+        <w:pStyle w:val="ListParagraph"/>
+        <w:numPr>
+          <w:ilvl w:val="0"/>
+          <w:numId w:val="2"/>
+        </w:numPr>
+      </w:pPr>
+      <w:r>
+        <w:t xml:space="preserve">Our own fraud scoring model — trained on deal_outcomes: which deals ended in chargebacks, disputes, damage claims. This is where the AI fraud scoring we only ever bought from the bank becomes ours as well: our model + provider ML + bank 3DS = three layers, one of them trained on patterns only this platform sees (car-rental behaviour, MoMo patterns in Rwanda — things Stripe’s global model doesn’t specialise in).</w:t>
+      </w:r>
+    </w:p>
+    <w:p>
+      <w:pPr>
+        <w:pStyle w:val="ListParagraph"/>
+        <w:numPr>
+          <w:ilvl w:val="0"/>
+          <w:numId w:val="2"/>
+        </w:numPr>
+      </w:pPr>
+      <w:r>
+        <w:t xml:space="preserve">Anomaly detection on ledger and payout patterns — velocity, destination churn, round-trip refunds — surfaced as suggestions through the same approve / reject flow.</w:t>
+      </w:r>
+    </w:p>
+    <w:p>
+      <w:pPr>
+        <w:pStyle w:val="ListParagraph"/>
+        <w:numPr>
+          <w:ilvl w:val="0"/>
+          <w:numId w:val="2"/>
+        </w:numPr>
+      </w:pPr>
+      <w:r>
+        <w:t xml:space="preserve">Gate: don’t train until there is enough labelled volume to beat the rules engine on a held-out set. Until then the deterministic rules plus the day-one features carry it.</w:t>
+      </w:r>
+    </w:p>
+    <w:p>
+      <w:pPr>
+        <w:pStyle w:val="Heading2"/>
+        <w:spacing w:after="120" w:before="240"/>
+      </w:pPr>
+      <w:r>
+        <w:t xml:space="preserve">12.5 Cost and failure behaviour</w:t>
+      </w:r>
+    </w:p>
+    <w:p>
+      <w:pPr>
+        <w:pStyle w:val="ListParagraph"/>
+        <w:numPr>
+          <w:ilvl w:val="0"/>
+          <w:numId w:val="2"/>
+        </w:numPr>
+      </w:pPr>
+      <w:r>
+        <w:t xml:space="preserve">Per-tenant monthly AI budget in settings. Over budget → AI features degrade to off, never a blocked money path.</w:t>
+      </w:r>
+    </w:p>
+    <w:p>
+      <w:pPr>
+        <w:pStyle w:val="ListParagraph"/>
+        <w:numPr>
+          <w:ilvl w:val="0"/>
+          <w:numId w:val="2"/>
+        </w:numPr>
+      </w:pPr>
+      <w:r>
+        <w:t xml:space="preserve">Short timeouts; responses are schema-validated (structured output) before being stored. Invalid output is discarded and logged, never rendered to a user.</w:t>
+      </w:r>
+    </w:p>
+    <w:p>
+      <w:pPr>
+        <w:pStyle w:val="ListParagraph"/>
+        <w:numPr>
+          <w:ilvl w:val="0"/>
+          <w:numId w:val="2"/>
+        </w:numPr>
+      </w:pPr>
+      <w:r>
+        <w:t xml:space="preserve">Day-one features cost API fees only, which are small next to a deal’s service fee. The later models cost engineering time, not API fees.</w:t>
+      </w:r>
+    </w:p>
+    <w:p>
+      <w:pPr>
+        <w:pStyle w:val="Heading1"/>
+        <w:spacing w:after="150" w:before="300"/>
+      </w:pPr>
+      <w:r>
+        <w:t xml:space="preserve">13. Instructions for Claude Code</w:t>
       </w:r>
     </w:p>
     <w:p>
@@ -1367,6 +1781,18 @@
       </w:pPr>
       <w:r>
         <w:t xml:space="preserve">Every money transition: service-role, idempotent, transactional, ledger-entried, audit-logged. Release requires both confirmations OR auto_release_at passed — checked FOR UPDATE.</w:t>
+      </w:r>
+    </w:p>
+    <w:p>
+      <w:pPr>
+        <w:pStyle w:val="ListParagraph"/>
+        <w:numPr>
+          <w:ilvl w:val="0"/>
+          <w:numId w:val="2"/>
+        </w:numPr>
+      </w:pPr>
+      <w:r>
+        <w:t xml:space="preserve">Build the AI layer (section 12) behind one AiProvider interface with an offline fake mode, so demo mode with zero keys still works. Suggestions are written to ai_suggestions and rendered with approve / reject. No AI code path may call a money function.</w:t>
       </w:r>
     </w:p>
     <w:p>

--- a/PayHold_Standalone_Spec_V1.docx
+++ b/PayHold_Standalone_Spec_V1.docx
@@ -1494,7 +1494,7 @@
         </w:numPr>
       </w:pPr>
       <w:r>
-        <w:t xml:space="preserve">LLM-powered dispute assistant — when buyer and seller disagree, the model reads both sides’ statements, the photo descriptions, and the full deal history (timestamps, confirmations, ledger entries) and drafts a suggested resolution — refund, release, or split — with reasons and the events it cited. An admin approves it; the approval is what executes. Useful immediately, with zero transaction history.</w:t>
+        <w:t xml:space="preserve">LLM-powered dispute assistant — when buyer and seller disagree, the model reads both sides’ statements, the photo descriptions, and the full deal history (timestamps, confirmations, ledger entries) and drafts a suggested resolution — refund or release, or an explicit "needs a person" when the evidence divides — with reasons and the events it cited. There is no split: v1 has no partial-refund primitive, so a case the evidence genuinely divides is escalated rather than described in terms the engine cannot execute. An admin approves it; the approval is what executes. Useful immediately, with zero transaction history.</w:t>
       </w:r>
     </w:p>
     <w:p>
